--- a/DATA/PLANTILLAS/CARTAS DE CUMPLIMIENTO GNP VF - ATC.docx
+++ b/DATA/PLANTILLAS/CARTAS DE CUMPLIMIENTO GNP VF - ATC.docx
@@ -29,31 +29,23 @@
           <w:sz w:val="21"/>
           <w:szCs w:val="21"/>
         </w:rPr>
-        <w:t>21</w:t>
-      </w:r>
-      <w:r>
-        <w:rPr>
-          <w:rFonts w:ascii="Arial" w:hAnsi="Arial" w:cs="Arial"/>
-          <w:sz w:val="21"/>
-          <w:szCs w:val="21"/>
-        </w:rPr>
-        <w:t xml:space="preserve"> de </w:t>
-      </w:r>
-      <w:r>
-        <w:rPr>
-          <w:rFonts w:ascii="Arial" w:hAnsi="Arial" w:cs="Arial"/>
-          <w:sz w:val="21"/>
-          <w:szCs w:val="21"/>
-        </w:rPr>
-        <w:t>abril</w:t>
-      </w:r>
-      <w:r>
-        <w:rPr>
-          <w:rFonts w:ascii="Arial" w:hAnsi="Arial" w:cs="Arial"/>
-          <w:sz w:val="21"/>
-          <w:szCs w:val="21"/>
-        </w:rPr>
-        <w:t xml:space="preserve"> de 2026</w:t>
+        <w:t>{</w:t>
+      </w:r>
+      <w:r>
+        <w:rPr>
+          <w:rFonts w:ascii="Arial" w:hAnsi="Arial" w:cs="Arial"/>
+          <w:sz w:val="21"/>
+          <w:szCs w:val="21"/>
+        </w:rPr>
+        <w:t>FECHA DE ELABORACION CARTA DE CUMPLIMIENTO</w:t>
+      </w:r>
+      <w:r>
+        <w:rPr>
+          <w:rFonts w:ascii="Arial" w:hAnsi="Arial" w:cs="Arial"/>
+          <w:sz w:val="21"/>
+          <w:szCs w:val="21"/>
+        </w:rPr>
+        <w:t>}</w:t>
       </w:r>
     </w:p>
     <w:p>
@@ -88,7 +80,7 @@
           <w:sz w:val="21"/>
           <w:szCs w:val="21"/>
         </w:rPr>
-        <w:t>1</w:t>
+        <w:t>{</w:t>
       </w:r>
       <w:r>
         <w:rPr>
@@ -99,7 +91,7 @@
           <w:sz w:val="21"/>
           <w:szCs w:val="21"/>
         </w:rPr>
-        <w:t>13</w:t>
+        <w:t>N° CARTA DE CUMPLIMIENTO</w:t>
       </w:r>
       <w:r>
         <w:rPr>
@@ -110,18 +102,7 @@
           <w:sz w:val="21"/>
           <w:szCs w:val="21"/>
         </w:rPr>
-        <w:t>-</w:t>
-      </w:r>
-      <w:r>
-        <w:rPr>
-          <w:rFonts w:ascii="Arial" w:eastAsia="Arial Unicode MS" w:hAnsi="Arial" w:cs="Arial"/>
-          <w:b/>
-          <w:bCs/>
-          <w:noProof/>
-          <w:sz w:val="21"/>
-          <w:szCs w:val="21"/>
-        </w:rPr>
-        <w:t>CC-2026</w:t>
+        <w:t>}</w:t>
       </w:r>
     </w:p>
     <w:p>
@@ -320,8 +301,18 @@
           <w:sz w:val="21"/>
           <w:szCs w:val="21"/>
         </w:rPr>
-        <w:t xml:space="preserve"> N°</w:t>
-      </w:r>
+        <w:t xml:space="preserve"> </w:t>
+      </w:r>
+      <w:proofErr w:type="spellStart"/>
+      <w:r>
+        <w:rPr>
+          <w:rFonts w:ascii="Arial" w:hAnsi="Arial" w:cs="Arial"/>
+          <w:sz w:val="21"/>
+          <w:szCs w:val="21"/>
+        </w:rPr>
+        <w:t>N°</w:t>
+      </w:r>
+      <w:proofErr w:type="spellEnd"/>
       <w:r>
         <w:rPr>
           <w:rFonts w:ascii="Arial" w:hAnsi="Arial" w:cs="Arial"/>
@@ -345,7 +336,25 @@
           <w:sz w:val="21"/>
           <w:szCs w:val="21"/>
         </w:rPr>
-        <w:t>{TICKET}</w:t>
+        <w:t>{</w:t>
+      </w:r>
+      <w:proofErr w:type="gramStart"/>
+      <w:r>
+        <w:rPr>
+          <w:rFonts w:ascii="Arial" w:hAnsi="Arial" w:cs="Arial"/>
+          <w:sz w:val="21"/>
+          <w:szCs w:val="21"/>
+        </w:rPr>
+        <w:t>TICKET</w:t>
+      </w:r>
+      <w:proofErr w:type="gramEnd"/>
+      <w:r>
+        <w:rPr>
+          <w:rFonts w:ascii="Arial" w:hAnsi="Arial" w:cs="Arial"/>
+          <w:sz w:val="21"/>
+          <w:szCs w:val="21"/>
+        </w:rPr>
+        <w:t>}</w:t>
       </w:r>
     </w:p>
     <w:p>
@@ -549,6 +558,7 @@
         </w:rPr>
         <w:t xml:space="preserve">registrado con código </w:t>
       </w:r>
+      <w:proofErr w:type="spellStart"/>
       <w:r>
         <w:rPr>
           <w:rFonts w:ascii="Arial" w:hAnsi="Arial" w:cs="Arial" w:hint="default"/>
@@ -556,16 +566,46 @@
           <w:szCs w:val="21"/>
           <w:lang w:val="es-PE"/>
         </w:rPr>
-        <w:t xml:space="preserve">N° </w:t>
-      </w:r>
-      <w:r>
-        <w:rPr>
-          <w:rFonts w:ascii="Arial" w:hAnsi="Arial" w:cs="Arial"/>
+        <w:t>N°</w:t>
+      </w:r>
+      <w:proofErr w:type="spellEnd"/>
+      <w:r>
+        <w:rPr>
+          <w:rFonts w:ascii="Arial" w:hAnsi="Arial" w:cs="Arial" w:hint="default"/>
           <w:sz w:val="21"/>
           <w:szCs w:val="21"/>
           <w:lang w:val="es-PE"/>
         </w:rPr>
-        <w:t>{TICKET}</w:t>
+        <w:t xml:space="preserve"> </w:t>
+      </w:r>
+      <w:r>
+        <w:rPr>
+          <w:rFonts w:ascii="Arial" w:hAnsi="Arial" w:cs="Arial"/>
+          <w:sz w:val="21"/>
+          <w:szCs w:val="21"/>
+          <w:lang w:val="es-PE"/>
+        </w:rPr>
+        <w:t>{</w:t>
+      </w:r>
+      <w:proofErr w:type="gramStart"/>
+      <w:r>
+        <w:rPr>
+          <w:rFonts w:ascii="Arial" w:hAnsi="Arial" w:cs="Arial"/>
+          <w:sz w:val="21"/>
+          <w:szCs w:val="21"/>
+          <w:lang w:val="es-PE"/>
+        </w:rPr>
+        <w:t>TICKET</w:t>
+      </w:r>
+      <w:proofErr w:type="gramEnd"/>
+      <w:r>
+        <w:rPr>
+          <w:rFonts w:ascii="Arial" w:hAnsi="Arial" w:cs="Arial"/>
+          <w:sz w:val="21"/>
+          <w:szCs w:val="21"/>
+          <w:lang w:val="es-PE"/>
+        </w:rPr>
+        <w:t>}</w:t>
       </w:r>
       <w:r>
         <w:rPr>
@@ -1168,8 +1208,8 @@
       </w:r>
     </w:p>
     <w:sectPr>
-      <w:headerReference w:type="default" r:id="rId8"/>
-      <w:footerReference w:type="default" r:id="rId9"/>
+      <w:headerReference w:type="default" r:id="rId11"/>
+      <w:footerReference w:type="default" r:id="rId12"/>
       <w:pgSz w:w="11906" w:h="16838"/>
       <w:pgMar w:top="2215" w:right="1440" w:bottom="426" w:left="1440" w:header="708" w:footer="392" w:gutter="0"/>
       <w:cols w:space="708"/>
@@ -1263,7 +1303,7 @@
         <w:noProof/>
       </w:rPr>
       <w:drawing>
-        <wp:anchor distT="0" distB="0" distL="114300" distR="114300" simplePos="0" relativeHeight="251659264" behindDoc="1" locked="0" layoutInCell="1" allowOverlap="1" wp14:anchorId="7CD2450A" wp14:editId="7AF07C04">
+        <wp:anchor distT="0" distB="0" distL="114300" distR="114300" simplePos="0" relativeHeight="251658240" behindDoc="1" locked="0" layoutInCell="1" allowOverlap="1" wp14:anchorId="7CD2450A" wp14:editId="7AF07C04">
           <wp:simplePos x="0" y="0"/>
           <wp:positionH relativeFrom="margin">
             <wp:posOffset>352425</wp:posOffset>
@@ -1362,7 +1402,27 @@
         <w:color w:val="1F0050"/>
         <w:szCs w:val="16"/>
       </w:rPr>
-      <w:t xml:space="preserve">Calle Amador Merino Reyna N° 339 Oficina 901 – San Isidro - Lima </w:t>
+      <w:t xml:space="preserve">Calle Amador Merino Reyna </w:t>
+    </w:r>
+    <w:proofErr w:type="spellStart"/>
+    <w:r>
+      <w:rPr>
+        <w:rFonts w:ascii="Calibri" w:hAnsi="Calibri" w:cs="Arial"/>
+        <w:i/>
+        <w:color w:val="1F0050"/>
+        <w:szCs w:val="16"/>
+      </w:rPr>
+      <w:t>N°</w:t>
+    </w:r>
+    <w:proofErr w:type="spellEnd"/>
+    <w:r>
+      <w:rPr>
+        <w:rFonts w:ascii="Calibri" w:hAnsi="Calibri" w:cs="Arial"/>
+        <w:i/>
+        <w:color w:val="1F0050"/>
+        <w:szCs w:val="16"/>
+      </w:rPr>
+      <w:t xml:space="preserve"> 339 Oficina 901 – San Isidro - Lima </w:t>
     </w:r>
   </w:p>
   <w:p>
@@ -3961,13 +4021,272 @@
 </file>
 
 <file path=customXml/item1.xml><?xml version="1.0" encoding="utf-8"?>
+<p:properties xmlns:p="http://schemas.microsoft.com/office/2006/metadata/properties" xmlns:xsi="http://www.w3.org/2001/XMLSchema-instance" xmlns:pc="http://schemas.microsoft.com/office/infopath/2007/PartnerControls">
+  <documentManagement>
+    <TaxCatchAll xmlns="eb33d3d9-f155-4ccd-bf2b-be9de6b5af8b" xsi:nil="true"/>
+    <lcf76f155ced4ddcb4097134ff3c332f xmlns="55ee8773-a095-4325-bf49-0ed8f1468f98">
+      <Terms xmlns="http://schemas.microsoft.com/office/infopath/2007/PartnerControls"/>
+    </lcf76f155ced4ddcb4097134ff3c332f>
+  </documentManagement>
+</p:properties>
+</file>
+
+<file path=customXml/item2.xml><?xml version="1.0" encoding="utf-8"?>
+<?mso-contentType ?>
+<FormTemplates xmlns="http://schemas.microsoft.com/sharepoint/v3/contenttype/forms">
+  <Display>DocumentLibraryForm</Display>
+  <Edit>DocumentLibraryForm</Edit>
+  <New>DocumentLibraryForm</New>
+</FormTemplates>
+</file>
+
+<file path=customXml/item3.xml><?xml version="1.0" encoding="utf-8"?>
 <b:Sources xmlns:b="http://schemas.openxmlformats.org/officeDocument/2006/bibliography" xmlns="http://schemas.openxmlformats.org/officeDocument/2006/bibliography" SelectedStyle="\APASixthEditionOfficeOnline.xsl" StyleName="APA" Version="6"/>
 </file>
 
+<file path=customXml/item4.xml><?xml version="1.0" encoding="utf-8"?>
+<ct:contentTypeSchema xmlns:ct="http://schemas.microsoft.com/office/2006/metadata/contentType" xmlns:ma="http://schemas.microsoft.com/office/2006/metadata/properties/metaAttributes" ct:_="" ma:_="" ma:contentTypeName="Document" ma:contentTypeID="0x01010024DCB846CF656E439861EFA55B85B62D" ma:contentTypeVersion="12" ma:contentTypeDescription="Create a new document." ma:contentTypeScope="" ma:versionID="397534d414b4b8427cd36cb326ce9253">
+  <xsd:schema xmlns:xsd="http://www.w3.org/2001/XMLSchema" xmlns:xs="http://www.w3.org/2001/XMLSchema" xmlns:p="http://schemas.microsoft.com/office/2006/metadata/properties" xmlns:ns2="55ee8773-a095-4325-bf49-0ed8f1468f98" xmlns:ns3="eb33d3d9-f155-4ccd-bf2b-be9de6b5af8b" targetNamespace="http://schemas.microsoft.com/office/2006/metadata/properties" ma:root="true" ma:fieldsID="9dd6fe9cef202dcdd3a61617fcd23607" ns2:_="" ns3:_="">
+    <xsd:import namespace="55ee8773-a095-4325-bf49-0ed8f1468f98"/>
+    <xsd:import namespace="eb33d3d9-f155-4ccd-bf2b-be9de6b5af8b"/>
+    <xsd:element name="properties">
+      <xsd:complexType>
+        <xsd:sequence>
+          <xsd:element name="documentManagement">
+            <xsd:complexType>
+              <xsd:all>
+                <xsd:element ref="ns2:MediaServiceMetadata" minOccurs="0"/>
+                <xsd:element ref="ns2:MediaServiceFastMetadata" minOccurs="0"/>
+                <xsd:element ref="ns2:MediaServiceObjectDetectorVersions" minOccurs="0"/>
+                <xsd:element ref="ns2:MediaServiceSearchProperties" minOccurs="0"/>
+                <xsd:element ref="ns2:lcf76f155ced4ddcb4097134ff3c332f" minOccurs="0"/>
+                <xsd:element ref="ns3:TaxCatchAll" minOccurs="0"/>
+                <xsd:element ref="ns2:MediaServiceDateTaken" minOccurs="0"/>
+                <xsd:element ref="ns2:MediaServiceOCR" minOccurs="0"/>
+                <xsd:element ref="ns2:MediaServiceGenerationTime" minOccurs="0"/>
+                <xsd:element ref="ns2:MediaServiceEventHashCode" minOccurs="0"/>
+                <xsd:element ref="ns2:MediaLengthInSeconds" minOccurs="0"/>
+              </xsd:all>
+            </xsd:complexType>
+          </xsd:element>
+        </xsd:sequence>
+      </xsd:complexType>
+    </xsd:element>
+  </xsd:schema>
+  <xsd:schema xmlns:xsd="http://www.w3.org/2001/XMLSchema" xmlns:xs="http://www.w3.org/2001/XMLSchema" xmlns:dms="http://schemas.microsoft.com/office/2006/documentManagement/types" xmlns:pc="http://schemas.microsoft.com/office/infopath/2007/PartnerControls" targetNamespace="55ee8773-a095-4325-bf49-0ed8f1468f98" elementFormDefault="qualified">
+    <xsd:import namespace="http://schemas.microsoft.com/office/2006/documentManagement/types"/>
+    <xsd:import namespace="http://schemas.microsoft.com/office/infopath/2007/PartnerControls"/>
+    <xsd:element name="MediaServiceMetadata" ma:index="8" nillable="true" ma:displayName="MediaServiceMetadata" ma:hidden="true" ma:internalName="MediaServiceMetadata" ma:readOnly="true">
+      <xsd:simpleType>
+        <xsd:restriction base="dms:Note"/>
+      </xsd:simpleType>
+    </xsd:element>
+    <xsd:element name="MediaServiceFastMetadata" ma:index="9" nillable="true" ma:displayName="MediaServiceFastMetadata" ma:hidden="true" ma:internalName="MediaServiceFastMetadata" ma:readOnly="true">
+      <xsd:simpleType>
+        <xsd:restriction base="dms:Note"/>
+      </xsd:simpleType>
+    </xsd:element>
+    <xsd:element name="MediaServiceObjectDetectorVersions" ma:index="10" nillable="true" ma:displayName="MediaServiceObjectDetectorVersions" ma:hidden="true" ma:indexed="true" ma:internalName="MediaServiceObjectDetectorVersions" ma:readOnly="true">
+      <xsd:simpleType>
+        <xsd:restriction base="dms:Text"/>
+      </xsd:simpleType>
+    </xsd:element>
+    <xsd:element name="MediaServiceSearchProperties" ma:index="11" nillable="true" ma:displayName="MediaServiceSearchProperties" ma:hidden="true" ma:internalName="MediaServiceSearchProperties" ma:readOnly="true">
+      <xsd:simpleType>
+        <xsd:restriction base="dms:Note"/>
+      </xsd:simpleType>
+    </xsd:element>
+    <xsd:element name="lcf76f155ced4ddcb4097134ff3c332f" ma:index="13" nillable="true" ma:taxonomy="true" ma:internalName="lcf76f155ced4ddcb4097134ff3c332f" ma:taxonomyFieldName="MediaServiceImageTags" ma:displayName="Image Tags" ma:readOnly="false" ma:fieldId="{5cf76f15-5ced-4ddc-b409-7134ff3c332f}" ma:taxonomyMulti="true" ma:sspId="28c2b8e9-322f-4656-85a2-d6fa92df69bd" ma:termSetId="09814cd3-568e-fe90-9814-8d621ff8fb84" ma:anchorId="fba54fb3-c3e1-fe81-a776-ca4b69148c4d" ma:open="true" ma:isKeyword="false">
+      <xsd:complexType>
+        <xsd:sequence>
+          <xsd:element ref="pc:Terms" minOccurs="0" maxOccurs="1"/>
+        </xsd:sequence>
+      </xsd:complexType>
+    </xsd:element>
+    <xsd:element name="MediaServiceDateTaken" ma:index="15" nillable="true" ma:displayName="MediaServiceDateTaken" ma:hidden="true" ma:indexed="true" ma:internalName="MediaServiceDateTaken" ma:readOnly="true">
+      <xsd:simpleType>
+        <xsd:restriction base="dms:Text"/>
+      </xsd:simpleType>
+    </xsd:element>
+    <xsd:element name="MediaServiceOCR" ma:index="16" nillable="true" ma:displayName="Extracted Text" ma:internalName="MediaServiceOCR" ma:readOnly="true">
+      <xsd:simpleType>
+        <xsd:restriction base="dms:Note">
+          <xsd:maxLength value="255"/>
+        </xsd:restriction>
+      </xsd:simpleType>
+    </xsd:element>
+    <xsd:element name="MediaServiceGenerationTime" ma:index="17" nillable="true" ma:displayName="MediaServiceGenerationTime" ma:hidden="true" ma:internalName="MediaServiceGenerationTime" ma:readOnly="true">
+      <xsd:simpleType>
+        <xsd:restriction base="dms:Text"/>
+      </xsd:simpleType>
+    </xsd:element>
+    <xsd:element name="MediaServiceEventHashCode" ma:index="18" nillable="true" ma:displayName="MediaServiceEventHashCode" ma:hidden="true" ma:internalName="MediaServiceEventHashCode" ma:readOnly="true">
+      <xsd:simpleType>
+        <xsd:restriction base="dms:Text"/>
+      </xsd:simpleType>
+    </xsd:element>
+    <xsd:element name="MediaLengthInSeconds" ma:index="19" nillable="true" ma:displayName="MediaLengthInSeconds" ma:hidden="true" ma:internalName="MediaLengthInSeconds" ma:readOnly="true">
+      <xsd:simpleType>
+        <xsd:restriction base="dms:Unknown"/>
+      </xsd:simpleType>
+    </xsd:element>
+  </xsd:schema>
+  <xsd:schema xmlns:xsd="http://www.w3.org/2001/XMLSchema" xmlns:xs="http://www.w3.org/2001/XMLSchema" xmlns:dms="http://schemas.microsoft.com/office/2006/documentManagement/types" xmlns:pc="http://schemas.microsoft.com/office/infopath/2007/PartnerControls" targetNamespace="eb33d3d9-f155-4ccd-bf2b-be9de6b5af8b" elementFormDefault="qualified">
+    <xsd:import namespace="http://schemas.microsoft.com/office/2006/documentManagement/types"/>
+    <xsd:import namespace="http://schemas.microsoft.com/office/infopath/2007/PartnerControls"/>
+    <xsd:element name="TaxCatchAll" ma:index="14" nillable="true" ma:displayName="Taxonomy Catch All Column" ma:hidden="true" ma:list="{6a99a619-8fb3-44f7-a7c6-51322c0f2c37}" ma:internalName="TaxCatchAll" ma:showField="CatchAllData" ma:web="eb33d3d9-f155-4ccd-bf2b-be9de6b5af8b">
+      <xsd:complexType>
+        <xsd:complexContent>
+          <xsd:extension base="dms:MultiChoiceLookup">
+            <xsd:sequence>
+              <xsd:element name="Value" type="dms:Lookup" maxOccurs="unbounded" minOccurs="0" nillable="true"/>
+            </xsd:sequence>
+          </xsd:extension>
+        </xsd:complexContent>
+      </xsd:complexType>
+    </xsd:element>
+  </xsd:schema>
+  <xsd:schema xmlns="http://schemas.openxmlformats.org/package/2006/metadata/core-properties" xmlns:xsd="http://www.w3.org/2001/XMLSchema" xmlns:xsi="http://www.w3.org/2001/XMLSchema-instance" xmlns:dc="http://purl.org/dc/elements/1.1/" xmlns:dcterms="http://purl.org/dc/terms/" xmlns:odoc="http://schemas.microsoft.com/internal/obd" targetNamespace="http://schemas.openxmlformats.org/package/2006/metadata/core-properties" elementFormDefault="qualified" attributeFormDefault="unqualified" blockDefault="#all">
+    <xsd:import namespace="http://purl.org/dc/elements/1.1/" schemaLocation="http://dublincore.org/schemas/xmls/qdc/2003/04/02/dc.xsd"/>
+    <xsd:import namespace="http://purl.org/dc/terms/" schemaLocation="http://dublincore.org/schemas/xmls/qdc/2003/04/02/dcterms.xsd"/>
+    <xsd:element name="coreProperties" type="CT_coreProperties"/>
+    <xsd:complexType name="CT_coreProperties">
+      <xsd:all>
+        <xsd:element ref="dc:creator" minOccurs="0" maxOccurs="1"/>
+        <xsd:element ref="dcterms:created" minOccurs="0" maxOccurs="1"/>
+        <xsd:element ref="dc:identifier" minOccurs="0" maxOccurs="1"/>
+        <xsd:element name="contentType" minOccurs="0" maxOccurs="1" type="xsd:string" ma:index="0" ma:displayName="Content Type"/>
+        <xsd:element ref="dc:title" minOccurs="0" maxOccurs="1" ma:index="4" ma:displayName="Title"/>
+        <xsd:element ref="dc:subject" minOccurs="0" maxOccurs="1"/>
+        <xsd:element ref="dc:description" minOccurs="0" maxOccurs="1"/>
+        <xsd:element name="keywords" minOccurs="0" maxOccurs="1" type="xsd:string"/>
+        <xsd:element ref="dc:language" minOccurs="0" maxOccurs="1"/>
+        <xsd:element name="category" minOccurs="0" maxOccurs="1" type="xsd:string"/>
+        <xsd:element name="version" minOccurs="0" maxOccurs="1" type="xsd:string"/>
+        <xsd:element name="revision" minOccurs="0" maxOccurs="1" type="xsd:string">
+          <xsd:annotation>
+            <xsd:documentation>
+                        This value indicates the number of saves or revisions. The application is responsible for updating this value after each revision.
+                    </xsd:documentation>
+          </xsd:annotation>
+        </xsd:element>
+        <xsd:element name="lastModifiedBy" minOccurs="0" maxOccurs="1" type="xsd:string"/>
+        <xsd:element ref="dcterms:modified" minOccurs="0" maxOccurs="1"/>
+        <xsd:element name="contentStatus" minOccurs="0" maxOccurs="1" type="xsd:string"/>
+      </xsd:all>
+    </xsd:complexType>
+  </xsd:schema>
+  <xs:schema xmlns:pc="http://schemas.microsoft.com/office/infopath/2007/PartnerControls" xmlns:xs="http://www.w3.org/2001/XMLSchema" targetNamespace="http://schemas.microsoft.com/office/infopath/2007/PartnerControls" elementFormDefault="qualified" attributeFormDefault="unqualified">
+    <xs:element name="Person">
+      <xs:complexType>
+        <xs:sequence>
+          <xs:element ref="pc:DisplayName" minOccurs="0"/>
+          <xs:element ref="pc:AccountId" minOccurs="0"/>
+          <xs:element ref="pc:AccountType" minOccurs="0"/>
+        </xs:sequence>
+      </xs:complexType>
+    </xs:element>
+    <xs:element name="DisplayName" type="xs:string"/>
+    <xs:element name="AccountId" type="xs:string"/>
+    <xs:element name="AccountType" type="xs:string"/>
+    <xs:element name="BDCAssociatedEntity">
+      <xs:complexType>
+        <xs:sequence>
+          <xs:element ref="pc:BDCEntity" minOccurs="0" maxOccurs="unbounded"/>
+        </xs:sequence>
+        <xs:attribute ref="pc:EntityNamespace"/>
+        <xs:attribute ref="pc:EntityName"/>
+        <xs:attribute ref="pc:SystemInstanceName"/>
+        <xs:attribute ref="pc:AssociationName"/>
+      </xs:complexType>
+    </xs:element>
+    <xs:attribute name="EntityNamespace" type="xs:string"/>
+    <xs:attribute name="EntityName" type="xs:string"/>
+    <xs:attribute name="SystemInstanceName" type="xs:string"/>
+    <xs:attribute name="AssociationName" type="xs:string"/>
+    <xs:element name="BDCEntity">
+      <xs:complexType>
+        <xs:sequence>
+          <xs:element ref="pc:EntityDisplayName" minOccurs="0"/>
+          <xs:element ref="pc:EntityInstanceReference" minOccurs="0"/>
+          <xs:element ref="pc:EntityId1" minOccurs="0"/>
+          <xs:element ref="pc:EntityId2" minOccurs="0"/>
+          <xs:element ref="pc:EntityId3" minOccurs="0"/>
+          <xs:element ref="pc:EntityId4" minOccurs="0"/>
+          <xs:element ref="pc:EntityId5" minOccurs="0"/>
+        </xs:sequence>
+      </xs:complexType>
+    </xs:element>
+    <xs:element name="EntityDisplayName" type="xs:string"/>
+    <xs:element name="EntityInstanceReference" type="xs:string"/>
+    <xs:element name="EntityId1" type="xs:string"/>
+    <xs:element name="EntityId2" type="xs:string"/>
+    <xs:element name="EntityId3" type="xs:string"/>
+    <xs:element name="EntityId4" type="xs:string"/>
+    <xs:element name="EntityId5" type="xs:string"/>
+    <xs:element name="Terms">
+      <xs:complexType>
+        <xs:sequence>
+          <xs:element ref="pc:TermInfo" minOccurs="0" maxOccurs="unbounded"/>
+        </xs:sequence>
+      </xs:complexType>
+    </xs:element>
+    <xs:element name="TermInfo">
+      <xs:complexType>
+        <xs:sequence>
+          <xs:element ref="pc:TermName" minOccurs="0"/>
+          <xs:element ref="pc:TermId" minOccurs="0"/>
+        </xs:sequence>
+      </xs:complexType>
+    </xs:element>
+    <xs:element name="TermName" type="xs:string"/>
+    <xs:element name="TermId" type="xs:string"/>
+  </xs:schema>
+</ct:contentTypeSchema>
+</file>
+
 <file path=customXml/itemProps1.xml><?xml version="1.0" encoding="utf-8"?>
+<ds:datastoreItem xmlns:ds="http://schemas.openxmlformats.org/officeDocument/2006/customXml" ds:itemID="{728612D9-6285-4E79-B093-EA5717175C72}">
+  <ds:schemaRefs>
+    <ds:schemaRef ds:uri="http://schemas.microsoft.com/office/2006/metadata/properties"/>
+    <ds:schemaRef ds:uri="http://schemas.microsoft.com/office/infopath/2007/PartnerControls"/>
+    <ds:schemaRef ds:uri="eb33d3d9-f155-4ccd-bf2b-be9de6b5af8b"/>
+    <ds:schemaRef ds:uri="55ee8773-a095-4325-bf49-0ed8f1468f98"/>
+  </ds:schemaRefs>
+</ds:datastoreItem>
+</file>
+
+<file path=customXml/itemProps2.xml><?xml version="1.0" encoding="utf-8"?>
+<ds:datastoreItem xmlns:ds="http://schemas.openxmlformats.org/officeDocument/2006/customXml" ds:itemID="{5099470A-7F65-4D99-B921-C7EEDB7D8A6A}">
+  <ds:schemaRefs>
+    <ds:schemaRef ds:uri="http://schemas.microsoft.com/sharepoint/v3/contenttype/forms"/>
+  </ds:schemaRefs>
+</ds:datastoreItem>
+</file>
+
+<file path=customXml/itemProps3.xml><?xml version="1.0" encoding="utf-8"?>
 <ds:datastoreItem xmlns:ds="http://schemas.openxmlformats.org/officeDocument/2006/customXml" ds:itemID="{7A2A3B1F-834B-4521-8BE6-7B07EA8F0109}">
   <ds:schemaRefs>
     <ds:schemaRef ds:uri="http://schemas.openxmlformats.org/officeDocument/2006/bibliography"/>
   </ds:schemaRefs>
 </ds:datastoreItem>
+</file>
+
+<file path=customXml/itemProps4.xml><?xml version="1.0" encoding="utf-8"?>
+<ds:datastoreItem xmlns:ds="http://schemas.openxmlformats.org/officeDocument/2006/customXml" ds:itemID="{AE4D2A50-A057-4A89-A994-607321094CB4}">
+  <ds:schemaRefs>
+    <ds:schemaRef ds:uri="http://schemas.microsoft.com/office/2006/metadata/contentType"/>
+    <ds:schemaRef ds:uri="http://schemas.microsoft.com/office/2006/metadata/properties/metaAttributes"/>
+    <ds:schemaRef ds:uri="http://www.w3.org/2001/XMLSchema"/>
+    <ds:schemaRef ds:uri="http://schemas.microsoft.com/office/2006/metadata/properties"/>
+    <ds:schemaRef ds:uri="55ee8773-a095-4325-bf49-0ed8f1468f98"/>
+    <ds:schemaRef ds:uri="eb33d3d9-f155-4ccd-bf2b-be9de6b5af8b"/>
+    <ds:schemaRef ds:uri="http://schemas.microsoft.com/office/2006/documentManagement/types"/>
+    <ds:schemaRef ds:uri="http://schemas.microsoft.com/office/infopath/2007/PartnerControls"/>
+    <ds:schemaRef ds:uri="http://schemas.openxmlformats.org/package/2006/metadata/core-properties"/>
+    <ds:schemaRef ds:uri="http://purl.org/dc/elements/1.1/"/>
+    <ds:schemaRef ds:uri="http://purl.org/dc/terms/"/>
+    <ds:schemaRef ds:uri="http://schemas.microsoft.com/internal/obd"/>
+  </ds:schemaRefs>
+</ds:datastoreItem>
 </file>